--- a/InCorp_Proposal_j3k_20260324.docx
+++ b/InCorp_Proposal_j3k_20260324.docx
@@ -7186,8 +7186,8 @@
       <w:r>
         <w:rPr>
           <w:rFonts w:ascii="Roboto" w:hAnsi="Roboto"/>
-          <w:sz w:val="20"/>
-          <w:szCs w:val="20"/>
+          <w:sz w:val="22"/>
+          <w:szCs w:val="22"/>
         </w:rPr>
         <w:t xml:space="preserve">24. 01. 2025</w:t>
       </w:r>
@@ -7205,8 +7205,8 @@
       <w:r>
         <w:rPr>
           <w:rFonts w:ascii="Roboto" w:hAnsi="Roboto"/>
-          <w:sz w:val="20"/>
-          <w:szCs w:val="20"/>
+          <w:sz w:val="22"/>
+          <w:szCs w:val="22"/>
         </w:rPr>
         <w:t xml:space="preserve">asxa</w:t>
       </w:r>
@@ -7219,8 +7219,8 @@
       <w:r>
         <w:rPr>
           <w:rFonts w:ascii="Roboto" w:hAnsi="Roboto"/>
-          <w:sz w:val="20"/>
-          <w:szCs w:val="20"/>
+          <w:sz w:val="22"/>
+          <w:szCs w:val="22"/>
         </w:rPr>
         <w:t xml:space="preserve">jd</w:t>
       </w:r>
@@ -7233,8 +7233,8 @@
       <w:r>
         <w:rPr>
           <w:rFonts w:ascii="Roboto" w:hAnsi="Roboto"/>
-          <w:sz w:val="20"/>
-          <w:szCs w:val="20"/>
+          <w:sz w:val="22"/>
+          <w:szCs w:val="22"/>
         </w:rPr>
         <w:t xml:space="preserve">j3k</w:t>
       </w:r>
@@ -7247,8 +7247,8 @@
       <w:r>
         <w:rPr>
           <w:rFonts w:ascii="Roboto" w:hAnsi="Roboto"/>
-          <w:sz w:val="20"/>
-          <w:szCs w:val="20"/>
+          <w:sz w:val="22"/>
+          <w:szCs w:val="22"/>
         </w:rPr>
         <w:t xml:space="preserve">A</w:t>
       </w:r>
@@ -7261,8 +7261,8 @@
       <w:r>
         <w:rPr>
           <w:rFonts w:ascii="Roboto" w:hAnsi="Roboto"/>
-          <w:sz w:val="20"/>
-          <w:szCs w:val="20"/>
+          <w:sz w:val="22"/>
+          <w:szCs w:val="22"/>
         </w:rPr>
         <w:t xml:space="preserve">A</w:t>
       </w:r>
@@ -7275,8 +7275,8 @@
       <w:r>
         <w:rPr>
           <w:rFonts w:ascii="Roboto" w:hAnsi="Roboto"/>
-          <w:sz w:val="20"/>
-          <w:szCs w:val="20"/>
+          <w:sz w:val="22"/>
+          <w:szCs w:val="22"/>
         </w:rPr>
         <w:t xml:space="preserve">A</w:t>
       </w:r>
@@ -7294,8 +7294,8 @@
       <w:r>
         <w:rPr>
           <w:rFonts w:ascii="Roboto" w:hAnsi="Roboto"/>
-          <w:sz w:val="20"/>
-          <w:szCs w:val="20"/>
+          <w:sz w:val="22"/>
+          <w:szCs w:val="22"/>
         </w:rPr>
         <w:t xml:space="preserve">Dear asxa,</w:t>
       </w:r>
@@ -7329,8 +7329,8 @@
       <w:r>
         <w:rPr>
           <w:rFonts w:ascii="Roboto" w:hAnsi="Roboto"/>
-          <w:sz w:val="20"/>
-          <w:szCs w:val="20"/>
+          <w:sz w:val="22"/>
+          <w:szCs w:val="22"/>
         </w:rPr>
         <w:t xml:space="preserve">We are pleased to be presenting our proposal to you.</w:t>
       </w:r>
@@ -7349,8 +7349,8 @@
       <w:r>
         <w:rPr>
           <w:rFonts w:ascii="Roboto" w:hAnsi="Roboto"/>
-          <w:sz w:val="20"/>
-          <w:szCs w:val="20"/>
+          <w:sz w:val="22"/>
+          <w:szCs w:val="22"/>
         </w:rPr>
         <w:t xml:space="preserve">Our team of experienced professionals work very closely with clients on various corporate, accounting, compliance and governance matter and identify the unique requirements of individual organizations. As a strong believer of long-term partnerships, we are committed to providing tailored solutions that not only meet our clients’ objectives, but also giving them a peace of mind to focus on their core businesses.</w:t>
       </w:r>
@@ -7369,8 +7369,8 @@
       <w:r>
         <w:rPr>
           <w:rFonts w:ascii="Roboto" w:hAnsi="Roboto"/>
-          <w:sz w:val="20"/>
-          <w:szCs w:val="20"/>
+          <w:sz w:val="22"/>
+          <w:szCs w:val="22"/>
         </w:rPr>
         <w:t xml:space="preserve">The following pages outline our services tailor made to you and we trust that our proposal meets your expectations. We are excited to work with you and look forward to a long and mutually beneficial working relationship with you and the company.</w:t>
       </w:r>
@@ -7389,8 +7389,8 @@
       <w:r>
         <w:rPr>
           <w:rFonts w:ascii="Roboto" w:hAnsi="Roboto"/>
-          <w:sz w:val="20"/>
-          <w:szCs w:val="20"/>
+          <w:sz w:val="22"/>
+          <w:szCs w:val="22"/>
         </w:rPr>
         <w:t xml:space="preserve">Yours Sincerely and on behalf of In.Corp,</w:t>
       </w:r>
@@ -7541,8 +7541,8 @@
       <w:r>
         <w:rPr>
           <w:rFonts w:ascii="Roboto" w:hAnsi="Roboto"/>
-          <w:sz w:val="20"/>
-          <w:szCs w:val="20"/>
+          <w:sz w:val="22"/>
+          <w:szCs w:val="22"/>
         </w:rPr>
         <w:t xml:space="preserve">This section outlines the estimated fees for InCorp’s services of your company. Our fee structure includes initial setup fees. Additionally, fees may be incurred based on the time spent on specific tasks or on a per-instance basis. For any additional services not encompassed by this proposal that may incur, additional charges, we will receive your approval before any work commences. Please note that all fees mentioned are in US Dollars, exclusive of the prevailing Goods and Services Tax (GST) / Value Added Tax (VAT).</w:t>
       </w:r>
@@ -7561,8 +7561,8 @@
         <w:rPr>
           <w:rFonts w:ascii="Roboto" w:hAnsi="Roboto"/>
           <w:b/>
-          <w:sz w:val="20"/>
-          <w:szCs w:val="20"/>
+          <w:sz w:val="22"/>
+          <w:szCs w:val="22"/>
           <w:color w:val="C00000"/>
         </w:rPr>
         <w:t xml:space="preserve">A. One time Handover Service</w:t>
@@ -7576,8 +7576,8 @@
       <w:r>
         <w:rPr>
           <w:rFonts w:ascii="Roboto" w:hAnsi="Roboto"/>
-          <w:sz w:val="20"/>
-          <w:szCs w:val="20"/>
+          <w:sz w:val="22"/>
+          <w:szCs w:val="22"/>
         </w:rPr>
         <w:t xml:space="preserve">Since the company has been in existence since 35vfe, we shall need to undertake a handover of the current financial, secretarial, payroll and other records of the company from current service provider.</w:t>
       </w:r>
@@ -8168,8 +8168,8 @@
         <w:rPr>
           <w:rFonts w:ascii="Roboto" w:hAnsi="Roboto"/>
           <w:b/>
-          <w:sz w:val="20"/>
-          <w:szCs w:val="20"/>
+          <w:sz w:val="22"/>
+          <w:szCs w:val="22"/>
           <w:color w:val="C00000"/>
         </w:rPr>
         <w:t xml:space="preserve">B. Incorporation / Secretarial Service and Mandatory Registrations post Incorporation</w:t>
@@ -8409,8 +8409,8 @@
             <w:r>
               <w:rPr>
                 <w:rFonts w:ascii="Roboto" w:hAnsi="Roboto"/>
-                <w:sz w:val="20"/>
-                <w:szCs w:val="20"/>
+                <w:sz w:val="22"/>
+                <w:szCs w:val="22"/>
               </w:rPr>
               <w:t xml:space="preserve">Registration of single location with GST authorities.</w:t>
             </w:r>
@@ -8735,8 +8735,8 @@
         <w:rPr>
           <w:rFonts w:ascii="Roboto" w:hAnsi="Roboto"/>
           <w:b/>
-          <w:sz w:val="20"/>
-          <w:szCs w:val="20"/>
+          <w:sz w:val="22"/>
+          <w:szCs w:val="22"/>
           <w:color w:val="C00000"/>
         </w:rPr>
         <w:t xml:space="preserve">Optional registrations required post incorporation (One-time)</w:t>
@@ -9315,8 +9315,8 @@
         <w:rPr>
           <w:rFonts w:ascii="Roboto" w:hAnsi="Roboto"/>
           <w:b/>
-          <w:sz w:val="20"/>
-          <w:szCs w:val="20"/>
+          <w:sz w:val="22"/>
+          <w:szCs w:val="22"/>
           <w:color w:val="C00000"/>
         </w:rPr>
         <w:t xml:space="preserve">Nominee Director and Registered Office Address Service</w:t>
@@ -9447,8 +9447,8 @@
             <w:r>
               <w:rPr>
                 <w:rFonts w:ascii="Roboto" w:hAnsi="Roboto"/>
-                <w:sz w:val="20"/>
-                <w:szCs w:val="20"/>
+                <w:sz w:val="22"/>
+                <w:szCs w:val="22"/>
               </w:rPr>
               <w:t xml:space="preserve">A refundable Security deposit @USD 2500 applies**. Refundable upon cessation of Registered office service.</w:t>
             </w:r>
@@ -9722,8 +9722,8 @@
         <w:rPr>
           <w:rFonts w:ascii="Roboto" w:hAnsi="Roboto"/>
           <w:b/>
-          <w:sz w:val="20"/>
-          <w:szCs w:val="20"/>
+          <w:sz w:val="22"/>
+          <w:szCs w:val="22"/>
           <w:color w:val="C00000"/>
         </w:rPr>
         <w:t xml:space="preserve">C. Accounting / Tax / Payroll / Annual Compliance Services</w:t>
@@ -9986,8 +9986,8 @@
             <w:r>
               <w:rPr>
                 <w:rFonts w:ascii="Roboto" w:hAnsi="Roboto"/>
-                <w:sz w:val="20"/>
-                <w:szCs w:val="20"/>
+                <w:sz w:val="22"/>
+                <w:szCs w:val="22"/>
               </w:rPr>
               <w:t xml:space="preserve">1) Advance tax Compliances</w:t>
             </w:r>
@@ -10000,8 +10000,8 @@
             <w:r>
               <w:rPr>
                 <w:rFonts w:ascii="Roboto" w:hAnsi="Roboto"/>
-                <w:sz w:val="20"/>
-                <w:szCs w:val="20"/>
+                <w:sz w:val="22"/>
+                <w:szCs w:val="22"/>
               </w:rPr>
               <w:t xml:space="preserve">• Quarterly calculations and payment</w:t>
             </w:r>
@@ -10110,8 +10110,8 @@
             <w:r>
               <w:rPr>
                 <w:rFonts w:ascii="Roboto" w:hAnsi="Roboto"/>
-                <w:sz w:val="20"/>
-                <w:szCs w:val="20"/>
+                <w:sz w:val="22"/>
+                <w:szCs w:val="22"/>
               </w:rPr>
               <w:t xml:space="preserve">2) TDS compliances:</w:t>
             </w:r>
@@ -10124,8 +10124,8 @@
             <w:r>
               <w:rPr>
                 <w:rFonts w:ascii="Roboto" w:hAnsi="Roboto"/>
-                <w:sz w:val="20"/>
-                <w:szCs w:val="20"/>
+                <w:sz w:val="22"/>
+                <w:szCs w:val="22"/>
               </w:rPr>
               <w:t xml:space="preserve">• Calculation and Payment of TDS</w:t>
             </w:r>
@@ -10138,8 +10138,8 @@
             <w:r>
               <w:rPr>
                 <w:rFonts w:ascii="Roboto" w:hAnsi="Roboto"/>
-                <w:sz w:val="20"/>
-                <w:szCs w:val="20"/>
+                <w:sz w:val="22"/>
+                <w:szCs w:val="22"/>
               </w:rPr>
               <w:t xml:space="preserve">• Filing of TDS Returns</w:t>
             </w:r>
@@ -10152,8 +10152,8 @@
             <w:r>
               <w:rPr>
                 <w:rFonts w:ascii="Roboto" w:hAnsi="Roboto"/>
-                <w:sz w:val="20"/>
-                <w:szCs w:val="20"/>
+                <w:sz w:val="22"/>
+                <w:szCs w:val="22"/>
               </w:rPr>
               <w:t xml:space="preserve">(The above excludes cost of revisions of TDS returns.)</w:t>
             </w:r>
@@ -10281,8 +10281,8 @@
             <w:r>
               <w:rPr>
                 <w:rFonts w:ascii="Roboto" w:hAnsi="Roboto"/>
-                <w:sz w:val="20"/>
-                <w:szCs w:val="20"/>
+                <w:sz w:val="22"/>
+                <w:szCs w:val="22"/>
               </w:rPr>
               <w:t xml:space="preserve">1) GST Compliances:</w:t>
             </w:r>
@@ -10295,8 +10295,8 @@
             <w:r>
               <w:rPr>
                 <w:rFonts w:ascii="Roboto" w:hAnsi="Roboto"/>
-                <w:sz w:val="20"/>
-                <w:szCs w:val="20"/>
+                <w:sz w:val="22"/>
+                <w:szCs w:val="22"/>
               </w:rPr>
               <w:t xml:space="preserve">• Calculations and payment of GST</w:t>
             </w:r>
@@ -10309,8 +10309,8 @@
             <w:r>
               <w:rPr>
                 <w:rFonts w:ascii="Roboto" w:hAnsi="Roboto"/>
-                <w:sz w:val="20"/>
-                <w:szCs w:val="20"/>
+                <w:sz w:val="22"/>
+                <w:szCs w:val="22"/>
               </w:rPr>
               <w:t xml:space="preserve">• Filing of monthly GST Returns</w:t>
             </w:r>
@@ -10438,8 +10438,8 @@
             <w:r>
               <w:rPr>
                 <w:rFonts w:ascii="Roboto" w:hAnsi="Roboto"/>
-                <w:sz w:val="20"/>
-                <w:szCs w:val="20"/>
+                <w:sz w:val="22"/>
+                <w:szCs w:val="22"/>
               </w:rPr>
               <w:t xml:space="preserve">Company Law Compliances (Scope as per Annexure 1)</w:t>
             </w:r>
@@ -10452,8 +10452,8 @@
             <w:r>
               <w:rPr>
                 <w:rFonts w:ascii="Roboto" w:hAnsi="Roboto"/>
-                <w:sz w:val="20"/>
-                <w:szCs w:val="20"/>
+                <w:sz w:val="22"/>
+                <w:szCs w:val="22"/>
               </w:rPr>
               <w:t xml:space="preserve">Assistance on conduction of virtual board meeting – USD 150 per board meeting</w:t>
             </w:r>
@@ -10581,8 +10581,8 @@
             <w:r>
               <w:rPr>
                 <w:rFonts w:ascii="Roboto" w:hAnsi="Roboto"/>
-                <w:sz w:val="20"/>
-                <w:szCs w:val="20"/>
+                <w:sz w:val="22"/>
+                <w:szCs w:val="22"/>
               </w:rPr>
               <w:t xml:space="preserve">Annual Master Filing Form 3CEAA Part A (Basic Reporting)</w:t>
             </w:r>
@@ -10710,8 +10710,8 @@
             <w:r>
               <w:rPr>
                 <w:rFonts w:ascii="Roboto" w:hAnsi="Roboto"/>
-                <w:sz w:val="20"/>
-                <w:szCs w:val="20"/>
+                <w:sz w:val="22"/>
+                <w:szCs w:val="22"/>
               </w:rPr>
               <w:t xml:space="preserve">Accounting and maintenance of books of accounts:</w:t>
             </w:r>
@@ -10724,8 +10724,8 @@
             <w:r>
               <w:rPr>
                 <w:rFonts w:ascii="Roboto" w:hAnsi="Roboto"/>
-                <w:sz w:val="20"/>
-                <w:szCs w:val="20"/>
+                <w:sz w:val="22"/>
+                <w:szCs w:val="22"/>
               </w:rPr>
               <w:t xml:space="preserve">• Data entry in accounting software</w:t>
             </w:r>
@@ -10738,8 +10738,8 @@
             <w:r>
               <w:rPr>
                 <w:rFonts w:ascii="Roboto" w:hAnsi="Roboto"/>
-                <w:sz w:val="20"/>
-                <w:szCs w:val="20"/>
+                <w:sz w:val="22"/>
+                <w:szCs w:val="22"/>
               </w:rPr>
               <w:t xml:space="preserve">• Weekly processing of Bank Reconciliation</w:t>
             </w:r>
@@ -10752,8 +10752,8 @@
             <w:r>
               <w:rPr>
                 <w:rFonts w:ascii="Roboto" w:hAnsi="Roboto"/>
-                <w:sz w:val="20"/>
-                <w:szCs w:val="20"/>
+                <w:sz w:val="22"/>
+                <w:szCs w:val="22"/>
               </w:rPr>
               <w:t xml:space="preserve">• Weekly processing of Purchase invoices</w:t>
             </w:r>
@@ -10882,8 +10882,8 @@
             <w:r>
               <w:rPr>
                 <w:rFonts w:ascii="Roboto" w:hAnsi="Roboto"/>
-                <w:sz w:val="20"/>
-                <w:szCs w:val="20"/>
+                <w:sz w:val="22"/>
+                <w:szCs w:val="22"/>
               </w:rPr>
               <w:t xml:space="preserve">1. Obtaining Shop and establishment registration</w:t>
             </w:r>
@@ -10896,8 +10896,8 @@
             <w:r>
               <w:rPr>
                 <w:rFonts w:ascii="Roboto" w:hAnsi="Roboto"/>
-                <w:sz w:val="20"/>
-                <w:szCs w:val="20"/>
+                <w:sz w:val="22"/>
+                <w:szCs w:val="22"/>
               </w:rPr>
               <w:t xml:space="preserve">2. Drafting of POSH policy</w:t>
             </w:r>
@@ -11006,8 +11006,8 @@
             <w:r>
               <w:rPr>
                 <w:rFonts w:ascii="Roboto" w:hAnsi="Roboto"/>
-                <w:sz w:val="20"/>
-                <w:szCs w:val="20"/>
+                <w:sz w:val="22"/>
+                <w:szCs w:val="22"/>
               </w:rPr>
               <w:t xml:space="preserve">Payroll Processing (Scope as per Annexure 3)</w:t>
             </w:r>
@@ -11116,8 +11116,8 @@
             <w:r>
               <w:rPr>
                 <w:rFonts w:ascii="Roboto" w:hAnsi="Roboto"/>
-                <w:sz w:val="20"/>
-                <w:szCs w:val="20"/>
+                <w:sz w:val="22"/>
+                <w:szCs w:val="22"/>
               </w:rPr>
               <w:t xml:space="preserve">Labour Law Compliances:</w:t>
             </w:r>
@@ -11130,8 +11130,8 @@
             <w:r>
               <w:rPr>
                 <w:rFonts w:ascii="Roboto" w:hAnsi="Roboto"/>
-                <w:sz w:val="20"/>
-                <w:szCs w:val="20"/>
+                <w:sz w:val="22"/>
+                <w:szCs w:val="22"/>
               </w:rPr>
               <w:t xml:space="preserve">• Provident Fund</w:t>
             </w:r>
@@ -11144,8 +11144,8 @@
             <w:r>
               <w:rPr>
                 <w:rFonts w:ascii="Roboto" w:hAnsi="Roboto"/>
-                <w:sz w:val="20"/>
-                <w:szCs w:val="20"/>
+                <w:sz w:val="22"/>
+                <w:szCs w:val="22"/>
               </w:rPr>
               <w:t xml:space="preserve">• Employees State Insurance Corporation</w:t>
             </w:r>
@@ -11158,8 +11158,8 @@
             <w:r>
               <w:rPr>
                 <w:rFonts w:ascii="Roboto" w:hAnsi="Roboto"/>
-                <w:sz w:val="20"/>
-                <w:szCs w:val="20"/>
+                <w:sz w:val="22"/>
+                <w:szCs w:val="22"/>
               </w:rPr>
               <w:t xml:space="preserve">• Profession Tax</w:t>
             </w:r>
@@ -11172,8 +11172,8 @@
             <w:r>
               <w:rPr>
                 <w:rFonts w:ascii="Roboto" w:hAnsi="Roboto"/>
-                <w:sz w:val="20"/>
-                <w:szCs w:val="20"/>
+                <w:sz w:val="22"/>
+                <w:szCs w:val="22"/>
               </w:rPr>
               <w:t xml:space="preserve">• Labor Welfare Fund</w:t>
             </w:r>
@@ -11186,8 +11186,8 @@
             <w:r>
               <w:rPr>
                 <w:rFonts w:ascii="Roboto" w:hAnsi="Roboto"/>
-                <w:sz w:val="20"/>
-                <w:szCs w:val="20"/>
+                <w:sz w:val="22"/>
+                <w:szCs w:val="22"/>
               </w:rPr>
               <w:t xml:space="preserve">(for employees upto 20 – fixed fee)</w:t>
             </w:r>
@@ -11296,8 +11296,8 @@
             <w:r>
               <w:rPr>
                 <w:rFonts w:ascii="Roboto" w:hAnsi="Roboto"/>
-                <w:sz w:val="20"/>
-                <w:szCs w:val="20"/>
+                <w:sz w:val="22"/>
+                <w:szCs w:val="22"/>
               </w:rPr>
               <w:t xml:space="preserve">Annual Return under:</w:t>
             </w:r>
@@ -11310,8 +11310,8 @@
             <w:r>
               <w:rPr>
                 <w:rFonts w:ascii="Roboto" w:hAnsi="Roboto"/>
-                <w:sz w:val="20"/>
-                <w:szCs w:val="20"/>
+                <w:sz w:val="22"/>
+                <w:szCs w:val="22"/>
               </w:rPr>
               <w:t xml:space="preserve">• Sexual Harassment of Women at Workplace Act, 2013</w:t>
             </w:r>
@@ -11324,8 +11324,8 @@
             <w:r>
               <w:rPr>
                 <w:rFonts w:ascii="Roboto" w:hAnsi="Roboto"/>
-                <w:sz w:val="20"/>
-                <w:szCs w:val="20"/>
+                <w:sz w:val="22"/>
+                <w:szCs w:val="22"/>
               </w:rPr>
               <w:t xml:space="preserve">• Shop and Establishment Act</w:t>
             </w:r>
@@ -11338,8 +11338,8 @@
             <w:r>
               <w:rPr>
                 <w:rFonts w:ascii="Roboto" w:hAnsi="Roboto"/>
-                <w:sz w:val="20"/>
-                <w:szCs w:val="20"/>
+                <w:sz w:val="22"/>
+                <w:szCs w:val="22"/>
               </w:rPr>
               <w:t xml:space="preserve">• Maternity Act</w:t>
             </w:r>
@@ -11352,8 +11352,8 @@
             <w:r>
               <w:rPr>
                 <w:rFonts w:ascii="Roboto" w:hAnsi="Roboto"/>
-                <w:sz w:val="20"/>
-                <w:szCs w:val="20"/>
+                <w:sz w:val="22"/>
+                <w:szCs w:val="22"/>
               </w:rPr>
               <w:t xml:space="preserve">• Gratuity Act</w:t>
             </w:r>
@@ -11716,8 +11716,8 @@
         <w:rPr>
           <w:rFonts w:ascii="Roboto" w:hAnsi="Roboto"/>
           <w:b/>
-          <w:sz w:val="20"/>
-          <w:szCs w:val="20"/>
+          <w:sz w:val="22"/>
+          <w:szCs w:val="22"/>
           <w:color w:val="C00000"/>
         </w:rPr>
         <w:t xml:space="preserve">D. Transfer Pricing compliances</w:t>
@@ -11961,8 +11961,8 @@
             <w:r>
               <w:rPr>
                 <w:rFonts w:ascii="Roboto" w:hAnsi="Roboto"/>
-                <w:sz w:val="20"/>
-                <w:szCs w:val="20"/>
+                <w:sz w:val="22"/>
+                <w:szCs w:val="22"/>
               </w:rPr>
               <w:t xml:space="preserve">1. Assistance in conducting Functional, Asset and Risk Analysis of the proposed transaction.</w:t>
             </w:r>
@@ -11975,8 +11975,8 @@
             <w:r>
               <w:rPr>
                 <w:rFonts w:ascii="Roboto" w:hAnsi="Roboto"/>
-                <w:sz w:val="20"/>
-                <w:szCs w:val="20"/>
+                <w:sz w:val="22"/>
+                <w:szCs w:val="22"/>
               </w:rPr>
               <w:t xml:space="preserve">2. Assisting in arriving at the arm’s length price or margin range.</w:t>
             </w:r>
@@ -11989,8 +11989,8 @@
             <w:r>
               <w:rPr>
                 <w:rFonts w:ascii="Roboto" w:hAnsi="Roboto"/>
-                <w:sz w:val="20"/>
-                <w:szCs w:val="20"/>
+                <w:sz w:val="22"/>
+                <w:szCs w:val="22"/>
               </w:rPr>
               <w:t xml:space="preserve">3. Preparation of final benchmarking report*.</w:t>
             </w:r>
@@ -12116,8 +12116,8 @@
             <w:r>
               <w:rPr>
                 <w:rFonts w:ascii="Roboto" w:hAnsi="Roboto"/>
-                <w:sz w:val="20"/>
-                <w:szCs w:val="20"/>
+                <w:sz w:val="22"/>
+                <w:szCs w:val="22"/>
               </w:rPr>
               <w:t xml:space="preserve">Drafting and finalizing of Inter-company service agreement covering detailed description of service, Invoicing period, Receivable cycle, withholding, ownership rights, effective date of agreement, indemnity etc. in compliance with Transfer Pricing regulations.</w:t>
             </w:r>

--- a/InCorp_Proposal_j3k_20260324.docx
+++ b/InCorp_Proposal_j3k_20260324.docx
@@ -7314,8 +7314,8 @@
         <w:rPr>
           <w:rFonts w:ascii="Roboto" w:hAnsi="Roboto"/>
           <w:b/>
-          <w:sz w:val="18"/>
-          <w:szCs w:val="18"/>
+          <w:sz w:val="20"/>
+          <w:szCs w:val="20"/>
           <w:color w:val="C00000"/>
         </w:rPr>
         <w:t xml:space="preserve">RE: FEE PROPOSAL</w:t>
@@ -7422,8 +7422,8 @@
         <w:rPr>
           <w:rFonts w:ascii="Roboto" w:hAnsi="Roboto"/>
           <w:b/>
-          <w:sz w:val="20"/>
-          <w:szCs w:val="20"/>
+          <w:sz w:val="22"/>
+          <w:szCs w:val="22"/>
         </w:rPr>
         <w:t xml:space="preserve">CA Bansi Shah</w:t>
       </w:r>
@@ -7437,8 +7437,8 @@
         <w:rPr>
           <w:rFonts w:ascii="Roboto" w:hAnsi="Roboto"/>
           <w:b/>
-          <w:sz w:val="20"/>
-          <w:szCs w:val="20"/>
+          <w:sz w:val="22"/>
+          <w:szCs w:val="22"/>
         </w:rPr>
         <w:t xml:space="preserve">Lead – International clients group</w:t>
       </w:r>
@@ -7452,8 +7452,8 @@
         <w:rPr>
           <w:rFonts w:ascii="Roboto" w:hAnsi="Roboto"/>
           <w:b/>
-          <w:sz w:val="20"/>
-          <w:szCs w:val="20"/>
+          <w:sz w:val="22"/>
+          <w:szCs w:val="22"/>
         </w:rPr>
         <w:t xml:space="preserve">InCorp Advisory Services Pvt Ltd</w:t>
       </w:r>
@@ -7727,8 +7727,8 @@
               <w:rPr>
                 <w:rFonts w:ascii="Roboto" w:hAnsi="Roboto"/>
                 <w:b/>
-                <w:sz w:val="18"/>
-                <w:szCs w:val="18"/>
+                <w:sz w:val="20"/>
+                <w:szCs w:val="20"/>
                 <w:color w:val="C00000"/>
               </w:rPr>
               <w:t xml:space="preserve">Handover from erstwhile service provider of various records under laws as mentioned below. This process does not entail conducting a due diligence.</w:t>
@@ -7819,8 +7819,8 @@
             <w:r>
               <w:rPr>
                 <w:rFonts w:ascii="Microsoft Sans Serif" w:hAnsi="Microsoft Sans Serif"/>
-                <w:sz w:val="18"/>
-                <w:szCs w:val="18"/>
+                <w:sz w:val="20"/>
+                <w:szCs w:val="20"/>
               </w:rPr>
               <w:t xml:space="preserve">One-time</w:t>
             </w:r>
@@ -7850,8 +7850,8 @@
             <w:r>
               <w:rPr>
                 <w:rFonts w:ascii="Microsoft Sans Serif" w:hAnsi="Microsoft Sans Serif"/>
-                <w:sz w:val="18"/>
-                <w:szCs w:val="18"/>
+                <w:sz w:val="20"/>
+                <w:szCs w:val="20"/>
               </w:rPr>
               <w:t xml:space="preserve">500</w:t>
             </w:r>
@@ -7882,8 +7882,8 @@
               <w:rPr>
                 <w:rFonts w:ascii="Roboto" w:hAnsi="Roboto"/>
                 <w:b/>
-                <w:sz w:val="18"/>
-                <w:szCs w:val="18"/>
+                <w:sz w:val="20"/>
+                <w:szCs w:val="20"/>
                 <w:color w:val="C00000"/>
               </w:rPr>
               <w:t xml:space="preserve">Basic due diligence from perspective of*–</w:t>
@@ -7974,8 +7974,8 @@
             <w:r>
               <w:rPr>
                 <w:rFonts w:ascii="Microsoft Sans Serif" w:hAnsi="Microsoft Sans Serif"/>
-                <w:sz w:val="18"/>
-                <w:szCs w:val="18"/>
+                <w:sz w:val="20"/>
+                <w:szCs w:val="20"/>
               </w:rPr>
               <w:t xml:space="preserve">One-time</w:t>
             </w:r>
@@ -8005,8 +8005,8 @@
             <w:r>
               <w:rPr>
                 <w:rFonts w:ascii="Microsoft Sans Serif" w:hAnsi="Microsoft Sans Serif"/>
-                <w:sz w:val="18"/>
-                <w:szCs w:val="18"/>
+                <w:sz w:val="20"/>
+                <w:szCs w:val="20"/>
               </w:rPr>
               <w:t xml:space="preserve">500 per year</w:t>
             </w:r>
@@ -8029,8 +8029,8 @@
           <w:rFonts w:ascii="Roboto" w:hAnsi="Roboto"/>
           <w:b/>
           <w:i/>
-          <w:sz w:val="18"/>
-          <w:szCs w:val="18"/>
+          <w:sz w:val="20"/>
+          <w:szCs w:val="20"/>
         </w:rPr>
         <w:t xml:space="preserve">*Any fees for rectification (or) completion of pending past compliances shall attract additional fees and we shall seek your approval prior to commencement of that work.</w:t>
       </w:r>
@@ -8285,8 +8285,8 @@
               <w:rPr>
                 <w:rFonts w:ascii="Roboto" w:hAnsi="Roboto"/>
                 <w:b/>
-                <w:sz w:val="18"/>
-                <w:szCs w:val="18"/>
+                <w:sz w:val="20"/>
+                <w:szCs w:val="20"/>
                 <w:color w:val="C00000"/>
               </w:rPr>
               <w:t xml:space="preserve">Incorporation</w:t>
@@ -8362,8 +8362,8 @@
             <w:r>
               <w:rPr>
                 <w:rFonts w:ascii="Microsoft Sans Serif" w:hAnsi="Microsoft Sans Serif"/>
-                <w:sz w:val="18"/>
-                <w:szCs w:val="18"/>
+                <w:sz w:val="20"/>
+                <w:szCs w:val="20"/>
               </w:rPr>
               <w:t xml:space="preserve">1,500</w:t>
             </w:r>
@@ -8394,8 +8394,8 @@
               <w:rPr>
                 <w:rFonts w:ascii="Roboto" w:hAnsi="Roboto"/>
                 <w:b/>
-                <w:sz w:val="18"/>
-                <w:szCs w:val="18"/>
+                <w:sz w:val="20"/>
+                <w:szCs w:val="20"/>
                 <w:color w:val="C00000"/>
               </w:rPr>
               <w:t xml:space="preserve">Goods &amp; Service Tax (GST)</w:t>
@@ -8423,8 +8423,8 @@
               <w:rPr>
                 <w:rFonts w:ascii="Roboto" w:hAnsi="Roboto"/>
                 <w:i/>
-                <w:sz w:val="20"/>
-                <w:szCs w:val="20"/>
+                <w:sz w:val="22"/>
+                <w:szCs w:val="22"/>
               </w:rPr>
               <w:t xml:space="preserve">Registration of every additional location with the GST authorities shall cost USD 100</w:t>
             </w:r>
@@ -8454,8 +8454,8 @@
             <w:r>
               <w:rPr>
                 <w:rFonts w:ascii="Microsoft Sans Serif" w:hAnsi="Microsoft Sans Serif"/>
-                <w:sz w:val="18"/>
-                <w:szCs w:val="18"/>
+                <w:sz w:val="20"/>
+                <w:szCs w:val="20"/>
               </w:rPr>
               <w:t xml:space="preserve">350</w:t>
             </w:r>
@@ -8486,8 +8486,8 @@
               <w:rPr>
                 <w:rFonts w:ascii="Roboto" w:hAnsi="Roboto"/>
                 <w:b/>
-                <w:sz w:val="18"/>
-                <w:szCs w:val="18"/>
+                <w:sz w:val="20"/>
+                <w:szCs w:val="20"/>
                 <w:color w:val="C00000"/>
               </w:rPr>
               <w:t xml:space="preserve">Statutory Compliances with Registrar of Companies under Companies Act:</w:t>
@@ -8578,8 +8578,8 @@
             <w:r>
               <w:rPr>
                 <w:rFonts w:ascii="Microsoft Sans Serif" w:hAnsi="Microsoft Sans Serif"/>
-                <w:sz w:val="18"/>
-                <w:szCs w:val="18"/>
+                <w:sz w:val="20"/>
+                <w:szCs w:val="20"/>
               </w:rPr>
               <w:t xml:space="preserve">500</w:t>
             </w:r>
@@ -8852,8 +8852,8 @@
               <w:rPr>
                 <w:rFonts w:ascii="Roboto" w:hAnsi="Roboto"/>
                 <w:b/>
-                <w:sz w:val="18"/>
-                <w:szCs w:val="18"/>
+                <w:sz w:val="20"/>
+                <w:szCs w:val="20"/>
                 <w:color w:val="C00000"/>
               </w:rPr>
               <w:t xml:space="preserve">Import Export Code (IEC Code)</w:t>
@@ -8884,8 +8884,8 @@
             <w:r>
               <w:rPr>
                 <w:rFonts w:ascii="Microsoft Sans Serif" w:hAnsi="Microsoft Sans Serif"/>
-                <w:sz w:val="18"/>
-                <w:szCs w:val="18"/>
+                <w:sz w:val="20"/>
+                <w:szCs w:val="20"/>
               </w:rPr>
               <w:t xml:space="preserve">200</w:t>
             </w:r>
@@ -8916,8 +8916,8 @@
               <w:rPr>
                 <w:rFonts w:ascii="Roboto" w:hAnsi="Roboto"/>
                 <w:b/>
-                <w:sz w:val="18"/>
-                <w:szCs w:val="18"/>
+                <w:sz w:val="20"/>
+                <w:szCs w:val="20"/>
                 <w:color w:val="C00000"/>
               </w:rPr>
               <w:t xml:space="preserve">Profession Tax (PT)</w:t>
@@ -8948,8 +8948,8 @@
             <w:r>
               <w:rPr>
                 <w:rFonts w:ascii="Microsoft Sans Serif" w:hAnsi="Microsoft Sans Serif"/>
-                <w:sz w:val="18"/>
-                <w:szCs w:val="18"/>
+                <w:sz w:val="20"/>
+                <w:szCs w:val="20"/>
               </w:rPr>
               <w:t xml:space="preserve">200</w:t>
             </w:r>
@@ -8980,8 +8980,8 @@
               <w:rPr>
                 <w:rFonts w:ascii="Roboto" w:hAnsi="Roboto"/>
                 <w:b/>
-                <w:sz w:val="18"/>
-                <w:szCs w:val="18"/>
+                <w:sz w:val="20"/>
+                <w:szCs w:val="20"/>
                 <w:color w:val="C00000"/>
               </w:rPr>
               <w:t xml:space="preserve">Submission of for Significant Beneficial Ownership via form BEN-2</w:t>
@@ -9012,8 +9012,8 @@
             <w:r>
               <w:rPr>
                 <w:rFonts w:ascii="Microsoft Sans Serif" w:hAnsi="Microsoft Sans Serif"/>
-                <w:sz w:val="18"/>
-                <w:szCs w:val="18"/>
+                <w:sz w:val="20"/>
+                <w:szCs w:val="20"/>
               </w:rPr>
               <w:t xml:space="preserve">250</w:t>
             </w:r>
@@ -9044,8 +9044,8 @@
               <w:rPr>
                 <w:rFonts w:ascii="Roboto" w:hAnsi="Roboto"/>
                 <w:b/>
-                <w:sz w:val="18"/>
-                <w:szCs w:val="18"/>
+                <w:sz w:val="20"/>
+                <w:szCs w:val="20"/>
                 <w:color w:val="C00000"/>
               </w:rPr>
               <w:t xml:space="preserve">Physical PAN Card of the company</w:t>
@@ -9076,8 +9076,8 @@
             <w:r>
               <w:rPr>
                 <w:rFonts w:ascii="Microsoft Sans Serif" w:hAnsi="Microsoft Sans Serif"/>
-                <w:sz w:val="18"/>
-                <w:szCs w:val="18"/>
+                <w:sz w:val="20"/>
+                <w:szCs w:val="20"/>
               </w:rPr>
               <w:t xml:space="preserve">300</w:t>
             </w:r>
@@ -9108,8 +9108,8 @@
               <w:rPr>
                 <w:rFonts w:ascii="Roboto" w:hAnsi="Roboto"/>
                 <w:b/>
-                <w:sz w:val="18"/>
-                <w:szCs w:val="18"/>
+                <w:sz w:val="20"/>
+                <w:szCs w:val="20"/>
                 <w:color w:val="C00000"/>
               </w:rPr>
               <w:t xml:space="preserve">PAN for foreign director</w:t>
@@ -9140,8 +9140,8 @@
             <w:r>
               <w:rPr>
                 <w:rFonts w:ascii="Microsoft Sans Serif" w:hAnsi="Microsoft Sans Serif"/>
-                <w:sz w:val="18"/>
-                <w:szCs w:val="18"/>
+                <w:sz w:val="20"/>
+                <w:szCs w:val="20"/>
               </w:rPr>
               <w:t xml:space="preserve">200 per director</w:t>
             </w:r>
@@ -9162,8 +9162,8 @@
         <w:rPr>
           <w:rFonts w:ascii="Roboto" w:hAnsi="Roboto"/>
           <w:i/>
-          <w:sz w:val="20"/>
-          <w:szCs w:val="20"/>
+          <w:sz w:val="22"/>
+          <w:szCs w:val="22"/>
         </w:rPr>
         <w:t xml:space="preserve">*For every new director’s professional tax no., there shall be additional cost of $100 per director</w:t>
       </w:r>
@@ -9176,8 +9176,8 @@
         <w:rPr>
           <w:rFonts w:ascii="Roboto" w:hAnsi="Roboto"/>
           <w:i/>
-          <w:sz w:val="20"/>
-          <w:szCs w:val="20"/>
+          <w:sz w:val="22"/>
+          <w:szCs w:val="22"/>
         </w:rPr>
         <w:t xml:space="preserve">*Digital signature certificate (DSC) token can be obtained at a cost of USD 200 per applicant.</w:t>
       </w:r>
@@ -9432,8 +9432,8 @@
               <w:rPr>
                 <w:rFonts w:ascii="Roboto" w:hAnsi="Roboto"/>
                 <w:b/>
-                <w:sz w:val="18"/>
-                <w:szCs w:val="18"/>
+                <w:sz w:val="20"/>
+                <w:szCs w:val="20"/>
                 <w:color w:val="C00000"/>
               </w:rPr>
               <w:t xml:space="preserve">Registered Office Service</w:t>
@@ -9478,8 +9478,8 @@
             <w:r>
               <w:rPr>
                 <w:rFonts w:ascii="Microsoft Sans Serif" w:hAnsi="Microsoft Sans Serif"/>
-                <w:sz w:val="18"/>
-                <w:szCs w:val="18"/>
+                <w:sz w:val="20"/>
+                <w:szCs w:val="20"/>
               </w:rPr>
               <w:t xml:space="preserve">300</w:t>
             </w:r>
@@ -9500,8 +9500,8 @@
         <w:rPr>
           <w:rFonts w:ascii="Roboto" w:hAnsi="Roboto"/>
           <w:i/>
-          <w:sz w:val="20"/>
-          <w:szCs w:val="20"/>
+          <w:sz w:val="22"/>
+          <w:szCs w:val="22"/>
         </w:rPr>
         <w:t xml:space="preserve">*Failure to engage InCorp's services for regular compliances of the company post the setup such as tax, secretarial, FEMA etc. shall result in forfeiture of the security deposit received against nominee director and registered office services.</w:t>
       </w:r>
@@ -9519,8 +9519,8 @@
         <w:rPr>
           <w:rFonts w:ascii="Roboto" w:hAnsi="Roboto"/>
           <w:i/>
-          <w:sz w:val="20"/>
-          <w:szCs w:val="20"/>
+          <w:sz w:val="22"/>
+          <w:szCs w:val="22"/>
         </w:rPr>
         <w:t xml:space="preserve">**Any fees for rectification (or) completion of pending past compliances shall attract additional fees and we shall seek your approval prior to commencement of that work.</w:t>
       </w:r>
@@ -9538,8 +9538,8 @@
         <w:rPr>
           <w:rFonts w:ascii="Roboto" w:hAnsi="Roboto"/>
           <w:i/>
-          <w:sz w:val="20"/>
-          <w:szCs w:val="20"/>
+          <w:sz w:val="22"/>
+          <w:szCs w:val="22"/>
         </w:rPr>
         <w:t xml:space="preserve">*** The Nominee Director shall not sign any return, forms or documents relating to any statutory filing nor will be appointed as the authorized signatory to any of the bank accounts of the entity or under GST, Income Tax any other government portal. The Company may consider appointing one of its key managerial personnel as the authorised signatory across all government portals</w:t>
       </w:r>
@@ -9922,8 +9922,8 @@
               <w:rPr>
                 <w:rFonts w:ascii="Roboto" w:hAnsi="Roboto"/>
                 <w:b/>
-                <w:sz w:val="18"/>
-                <w:szCs w:val="18"/>
+                <w:sz w:val="20"/>
+                <w:szCs w:val="20"/>
                 <w:color w:val="C00000"/>
               </w:rPr>
               <w:t xml:space="preserve">Direct tax compliances</w:t>
@@ -9954,8 +9954,8 @@
             <w:r>
               <w:rPr>
                 <w:rFonts w:ascii="Microsoft Sans Serif" w:hAnsi="Microsoft Sans Serif"/>
-                <w:sz w:val="18"/>
-                <w:szCs w:val="18"/>
+                <w:sz w:val="20"/>
+                <w:szCs w:val="20"/>
               </w:rPr>
               <w:t xml:space="preserve">Quarterly</w:t>
             </w:r>
@@ -10031,8 +10031,8 @@
             <w:r>
               <w:rPr>
                 <w:rFonts w:ascii="Microsoft Sans Serif" w:hAnsi="Microsoft Sans Serif"/>
-                <w:sz w:val="18"/>
-                <w:szCs w:val="18"/>
+                <w:sz w:val="20"/>
+                <w:szCs w:val="20"/>
               </w:rPr>
               <w:t xml:space="preserve">200 one time</w:t>
             </w:r>
@@ -10078,8 +10078,8 @@
             <w:r>
               <w:rPr>
                 <w:rFonts w:ascii="Microsoft Sans Serif" w:hAnsi="Microsoft Sans Serif"/>
-                <w:sz w:val="18"/>
-                <w:szCs w:val="18"/>
+                <w:sz w:val="20"/>
+                <w:szCs w:val="20"/>
               </w:rPr>
               <w:t xml:space="preserve">Monthly/Quarterly</w:t>
             </w:r>
@@ -10183,8 +10183,8 @@
             <w:r>
               <w:rPr>
                 <w:rFonts w:ascii="Microsoft Sans Serif" w:hAnsi="Microsoft Sans Serif"/>
-                <w:sz w:val="18"/>
-                <w:szCs w:val="18"/>
+                <w:sz w:val="20"/>
+                <w:szCs w:val="20"/>
               </w:rPr>
               <w:t xml:space="preserve">200 per month</w:t>
             </w:r>
@@ -10217,8 +10217,8 @@
               <w:rPr>
                 <w:rFonts w:ascii="Roboto" w:hAnsi="Roboto"/>
                 <w:b/>
-                <w:sz w:val="18"/>
-                <w:szCs w:val="18"/>
+                <w:sz w:val="20"/>
+                <w:szCs w:val="20"/>
                 <w:color w:val="C00000"/>
               </w:rPr>
               <w:t xml:space="preserve">Indirect tax compliances</w:t>
@@ -10249,8 +10249,8 @@
             <w:r>
               <w:rPr>
                 <w:rFonts w:ascii="Microsoft Sans Serif" w:hAnsi="Microsoft Sans Serif"/>
-                <w:sz w:val="18"/>
-                <w:szCs w:val="18"/>
+                <w:sz w:val="20"/>
+                <w:szCs w:val="20"/>
               </w:rPr>
               <w:t xml:space="preserve">Monthly and Annual</w:t>
             </w:r>
@@ -10340,8 +10340,8 @@
             <w:r>
               <w:rPr>
                 <w:rFonts w:ascii="Microsoft Sans Serif" w:hAnsi="Microsoft Sans Serif"/>
-                <w:sz w:val="18"/>
-                <w:szCs w:val="18"/>
+                <w:sz w:val="20"/>
+                <w:szCs w:val="20"/>
               </w:rPr>
               <w:t xml:space="preserve">200 per month</w:t>
             </w:r>
@@ -10374,8 +10374,8 @@
               <w:rPr>
                 <w:rFonts w:ascii="Roboto" w:hAnsi="Roboto"/>
                 <w:b/>
-                <w:sz w:val="18"/>
-                <w:szCs w:val="18"/>
+                <w:sz w:val="20"/>
+                <w:szCs w:val="20"/>
                 <w:color w:val="C00000"/>
               </w:rPr>
               <w:t xml:space="preserve">Company Law</w:t>
@@ -10406,8 +10406,8 @@
             <w:r>
               <w:rPr>
                 <w:rFonts w:ascii="Microsoft Sans Serif" w:hAnsi="Microsoft Sans Serif"/>
-                <w:sz w:val="18"/>
-                <w:szCs w:val="18"/>
+                <w:sz w:val="20"/>
+                <w:szCs w:val="20"/>
               </w:rPr>
               <w:t xml:space="preserve">Monthly</w:t>
             </w:r>
@@ -10483,8 +10483,8 @@
             <w:r>
               <w:rPr>
                 <w:rFonts w:ascii="Microsoft Sans Serif" w:hAnsi="Microsoft Sans Serif"/>
-                <w:sz w:val="18"/>
-                <w:szCs w:val="18"/>
+                <w:sz w:val="20"/>
+                <w:szCs w:val="20"/>
               </w:rPr>
               <w:t xml:space="preserve">200 per month</w:t>
             </w:r>
@@ -10517,8 +10517,8 @@
               <w:rPr>
                 <w:rFonts w:ascii="Roboto" w:hAnsi="Roboto"/>
                 <w:b/>
-                <w:sz w:val="18"/>
-                <w:szCs w:val="18"/>
+                <w:sz w:val="20"/>
+                <w:szCs w:val="20"/>
                 <w:color w:val="C00000"/>
               </w:rPr>
               <w:t xml:space="preserve">Foreign Exchange laws</w:t>
@@ -10549,8 +10549,8 @@
             <w:r>
               <w:rPr>
                 <w:rFonts w:ascii="Microsoft Sans Serif" w:hAnsi="Microsoft Sans Serif"/>
-                <w:sz w:val="18"/>
-                <w:szCs w:val="18"/>
+                <w:sz w:val="20"/>
+                <w:szCs w:val="20"/>
               </w:rPr>
               <w:t xml:space="preserve">Annual</w:t>
             </w:r>
@@ -10612,8 +10612,8 @@
             <w:r>
               <w:rPr>
                 <w:rFonts w:ascii="Microsoft Sans Serif" w:hAnsi="Microsoft Sans Serif"/>
-                <w:sz w:val="18"/>
-                <w:szCs w:val="18"/>
+                <w:sz w:val="20"/>
+                <w:szCs w:val="20"/>
               </w:rPr>
               <w:t xml:space="preserve">350 per annum</w:t>
             </w:r>
@@ -10646,8 +10646,8 @@
               <w:rPr>
                 <w:rFonts w:ascii="Roboto" w:hAnsi="Roboto"/>
                 <w:b/>
-                <w:sz w:val="18"/>
-                <w:szCs w:val="18"/>
+                <w:sz w:val="20"/>
+                <w:szCs w:val="20"/>
                 <w:color w:val="C00000"/>
               </w:rPr>
               <w:t xml:space="preserve">Accounting</w:t>
@@ -10678,8 +10678,8 @@
             <w:r>
               <w:rPr>
                 <w:rFonts w:ascii="Microsoft Sans Serif" w:hAnsi="Microsoft Sans Serif"/>
-                <w:sz w:val="18"/>
-                <w:szCs w:val="18"/>
+                <w:sz w:val="20"/>
+                <w:szCs w:val="20"/>
               </w:rPr>
               <w:t xml:space="preserve">Monthly</w:t>
             </w:r>
@@ -10783,8 +10783,8 @@
             <w:r>
               <w:rPr>
                 <w:rFonts w:ascii="Microsoft Sans Serif" w:hAnsi="Microsoft Sans Serif"/>
-                <w:sz w:val="18"/>
-                <w:szCs w:val="18"/>
+                <w:sz w:val="20"/>
+                <w:szCs w:val="20"/>
               </w:rPr>
               <w:t xml:space="preserve">200 per month</w:t>
             </w:r>
@@ -10818,8 +10818,8 @@
               <w:rPr>
                 <w:rFonts w:ascii="Roboto" w:hAnsi="Roboto"/>
                 <w:b/>
-                <w:sz w:val="18"/>
-                <w:szCs w:val="18"/>
+                <w:sz w:val="20"/>
+                <w:szCs w:val="20"/>
                 <w:color w:val="C00000"/>
               </w:rPr>
               <w:t xml:space="preserve">Payroll</w:t>
@@ -10850,8 +10850,8 @@
             <w:r>
               <w:rPr>
                 <w:rFonts w:ascii="Microsoft Sans Serif" w:hAnsi="Microsoft Sans Serif"/>
-                <w:sz w:val="18"/>
-                <w:szCs w:val="18"/>
+                <w:sz w:val="20"/>
+                <w:szCs w:val="20"/>
               </w:rPr>
               <w:t xml:space="preserve">One time</w:t>
             </w:r>
@@ -10927,8 +10927,8 @@
             <w:r>
               <w:rPr>
                 <w:rFonts w:ascii="Microsoft Sans Serif" w:hAnsi="Microsoft Sans Serif"/>
-                <w:sz w:val="18"/>
-                <w:szCs w:val="18"/>
+                <w:sz w:val="20"/>
+                <w:szCs w:val="20"/>
               </w:rPr>
               <w:t xml:space="preserve">500 one time</w:t>
             </w:r>
@@ -10974,8 +10974,8 @@
             <w:r>
               <w:rPr>
                 <w:rFonts w:ascii="Microsoft Sans Serif" w:hAnsi="Microsoft Sans Serif"/>
-                <w:sz w:val="18"/>
-                <w:szCs w:val="18"/>
+                <w:sz w:val="20"/>
+                <w:szCs w:val="20"/>
               </w:rPr>
               <w:t xml:space="preserve">Monthly</w:t>
             </w:r>
@@ -11037,8 +11037,8 @@
             <w:r>
               <w:rPr>
                 <w:rFonts w:ascii="Microsoft Sans Serif" w:hAnsi="Microsoft Sans Serif"/>
-                <w:sz w:val="18"/>
-                <w:szCs w:val="18"/>
+                <w:sz w:val="20"/>
+                <w:szCs w:val="20"/>
               </w:rPr>
               <w:t xml:space="preserve">125 per month</w:t>
             </w:r>
@@ -11084,8 +11084,8 @@
             <w:r>
               <w:rPr>
                 <w:rFonts w:ascii="Microsoft Sans Serif" w:hAnsi="Microsoft Sans Serif"/>
-                <w:sz w:val="18"/>
-                <w:szCs w:val="18"/>
+                <w:sz w:val="20"/>
+                <w:szCs w:val="20"/>
               </w:rPr>
               <w:t xml:space="preserve">Monthly</w:t>
             </w:r>
@@ -11217,8 +11217,8 @@
             <w:r>
               <w:rPr>
                 <w:rFonts w:ascii="Microsoft Sans Serif" w:hAnsi="Microsoft Sans Serif"/>
-                <w:sz w:val="18"/>
-                <w:szCs w:val="18"/>
+                <w:sz w:val="20"/>
+                <w:szCs w:val="20"/>
               </w:rPr>
               <w:t xml:space="preserve">200 per month</w:t>
             </w:r>
@@ -11264,8 +11264,8 @@
             <w:r>
               <w:rPr>
                 <w:rFonts w:ascii="Microsoft Sans Serif" w:hAnsi="Microsoft Sans Serif"/>
-                <w:sz w:val="18"/>
-                <w:szCs w:val="18"/>
+                <w:sz w:val="20"/>
+                <w:szCs w:val="20"/>
               </w:rPr>
               <w:t xml:space="preserve">Annual</w:t>
             </w:r>
@@ -11383,8 +11383,8 @@
             <w:r>
               <w:rPr>
                 <w:rFonts w:ascii="Microsoft Sans Serif" w:hAnsi="Microsoft Sans Serif"/>
-                <w:sz w:val="18"/>
-                <w:szCs w:val="18"/>
+                <w:sz w:val="20"/>
+                <w:szCs w:val="20"/>
               </w:rPr>
               <w:t xml:space="preserve">200 per annum</w:t>
             </w:r>
@@ -11418,8 +11418,8 @@
               <w:rPr>
                 <w:rFonts w:ascii="Microsoft Sans Serif" w:hAnsi="Microsoft Sans Serif"/>
                 <w:b/>
-                <w:sz w:val="18"/>
-                <w:szCs w:val="18"/>
+                <w:sz w:val="20"/>
+                <w:szCs w:val="20"/>
               </w:rPr>
               <w:t xml:space="preserve">Total costs (excluding one time costs)</w:t>
             </w:r>
@@ -11450,8 +11450,8 @@
               <w:rPr>
                 <w:rFonts w:ascii="Microsoft Sans Serif" w:hAnsi="Microsoft Sans Serif"/>
                 <w:b/>
-                <w:sz w:val="18"/>
-                <w:szCs w:val="18"/>
+                <w:sz w:val="20"/>
+                <w:szCs w:val="20"/>
               </w:rPr>
               <w:t xml:space="preserve">14,850 per annum</w:t>
             </w:r>
@@ -11485,8 +11485,8 @@
               <w:rPr>
                 <w:rFonts w:ascii="Microsoft Sans Serif" w:hAnsi="Microsoft Sans Serif"/>
                 <w:b/>
-                <w:sz w:val="18"/>
-                <w:szCs w:val="18"/>
+                <w:sz w:val="20"/>
+                <w:szCs w:val="20"/>
               </w:rPr>
               <w:t xml:space="preserve">One-time costs</w:t>
             </w:r>
@@ -11517,8 +11517,8 @@
               <w:rPr>
                 <w:rFonts w:ascii="Microsoft Sans Serif" w:hAnsi="Microsoft Sans Serif"/>
                 <w:b/>
-                <w:sz w:val="18"/>
-                <w:szCs w:val="18"/>
+                <w:sz w:val="20"/>
+                <w:szCs w:val="20"/>
               </w:rPr>
               <w:t xml:space="preserve">500 one time</w:t>
             </w:r>
@@ -11539,8 +11539,8 @@
         <w:rPr>
           <w:rFonts w:ascii="Roboto" w:hAnsi="Roboto"/>
           <w:i/>
-          <w:sz w:val="20"/>
-          <w:szCs w:val="20"/>
+          <w:sz w:val="22"/>
+          <w:szCs w:val="22"/>
         </w:rPr>
         <w:t xml:space="preserve">*The above quotation fee is for approx.20 transactions per month</w:t>
       </w:r>
@@ -11558,8 +11558,8 @@
         <w:rPr>
           <w:rFonts w:ascii="Roboto" w:hAnsi="Roboto"/>
           <w:i/>
-          <w:sz w:val="20"/>
-          <w:szCs w:val="20"/>
+          <w:sz w:val="22"/>
+          <w:szCs w:val="22"/>
         </w:rPr>
         <w:t xml:space="preserve">^InCorp’s empanelled audit partners can offer the services of statutory audit (applicable to all), tax audit (applicable on if Turnover exceeds Rs. 100 Mn) and GST audit services (If Turnover exceeds Rs. 50 Mn) and transfer pricing reporting &amp; audit (applicable for companies having intercompany transactions). The quotes for the same can be provided separately.</w:t>
       </w:r>
@@ -11577,8 +11577,8 @@
         <w:rPr>
           <w:rFonts w:ascii="Roboto" w:hAnsi="Roboto"/>
           <w:i/>
-          <w:sz w:val="20"/>
-          <w:szCs w:val="20"/>
+          <w:sz w:val="22"/>
+          <w:szCs w:val="22"/>
         </w:rPr>
         <w:t xml:space="preserve">^Audit partner firms (Jayesh Sanghrajka &amp; Associates, Manish Modi &amp; Associates) shall be able to assist on that front. The estimated statutory fee quote for the first FY shall be between USD 2500 TO USD 3500. The auditor shall be able to provide the final fee quote closer to year end March 2026 depending on the nature and complexity of transactions.</w:t>
       </w:r>
@@ -11897,8 +11897,8 @@
               <w:rPr>
                 <w:rFonts w:ascii="Roboto" w:hAnsi="Roboto"/>
                 <w:b/>
-                <w:sz w:val="18"/>
-                <w:szCs w:val="18"/>
+                <w:sz w:val="20"/>
+                <w:szCs w:val="20"/>
                 <w:color w:val="C00000"/>
               </w:rPr>
               <w:t xml:space="preserve">Benchmarking</w:t>
@@ -11929,8 +11929,8 @@
             <w:r>
               <w:rPr>
                 <w:rFonts w:ascii="Microsoft Sans Serif" w:hAnsi="Microsoft Sans Serif"/>
-                <w:sz w:val="18"/>
-                <w:szCs w:val="18"/>
+                <w:sz w:val="20"/>
+                <w:szCs w:val="20"/>
               </w:rPr>
               <w:t xml:space="preserve">One-time</w:t>
             </w:r>
@@ -12020,8 +12020,8 @@
             <w:r>
               <w:rPr>
                 <w:rFonts w:ascii="Microsoft Sans Serif" w:hAnsi="Microsoft Sans Serif"/>
-                <w:sz w:val="18"/>
-                <w:szCs w:val="18"/>
+                <w:sz w:val="20"/>
+                <w:szCs w:val="20"/>
               </w:rPr>
               <w:t xml:space="preserve">1,500 per business activity</w:t>
             </w:r>
@@ -12052,8 +12052,8 @@
               <w:rPr>
                 <w:rFonts w:ascii="Roboto" w:hAnsi="Roboto"/>
                 <w:b/>
-                <w:sz w:val="18"/>
-                <w:szCs w:val="18"/>
+                <w:sz w:val="20"/>
+                <w:szCs w:val="20"/>
                 <w:color w:val="C00000"/>
               </w:rPr>
               <w:t xml:space="preserve">Inter-company agreement</w:t>
@@ -12084,8 +12084,8 @@
             <w:r>
               <w:rPr>
                 <w:rFonts w:ascii="Microsoft Sans Serif" w:hAnsi="Microsoft Sans Serif"/>
-                <w:sz w:val="18"/>
-                <w:szCs w:val="18"/>
+                <w:sz w:val="20"/>
+                <w:szCs w:val="20"/>
               </w:rPr>
               <w:t xml:space="preserve">One-time</w:t>
             </w:r>
@@ -12147,8 +12147,8 @@
             <w:r>
               <w:rPr>
                 <w:rFonts w:ascii="Microsoft Sans Serif" w:hAnsi="Microsoft Sans Serif"/>
-                <w:sz w:val="18"/>
-                <w:szCs w:val="18"/>
+                <w:sz w:val="20"/>
+                <w:szCs w:val="20"/>
               </w:rPr>
               <w:t xml:space="preserve">1,500</w:t>
             </w:r>
@@ -12236,8 +12236,8 @@
         <w:rPr>
           <w:rFonts w:ascii="Roboto" w:hAnsi="Roboto"/>
           <w:i/>
-          <w:sz w:val="20"/>
-          <w:szCs w:val="20"/>
+          <w:sz w:val="22"/>
+          <w:szCs w:val="22"/>
         </w:rPr>
         <w:t xml:space="preserve">*Please note that the above benchmarking report will not be transfer pricing documentation as required to be maintained under transfer pricing regulations. InCorp’s empanelled audit partners can assist with the transfer pricing reporting &amp; audit (applicable for companies having intercompany transactions). The quotes for the same can be provided separately.</w:t>
       </w:r>
@@ -12374,8 +12374,8 @@
         <w:rPr>
           <w:rFonts w:ascii="Roboto" w:hAnsi="Roboto"/>
           <w:i/>
-          <w:sz w:val="20"/>
-          <w:szCs w:val="20"/>
+          <w:sz w:val="22"/>
+          <w:szCs w:val="22"/>
         </w:rPr>
         <w:t xml:space="preserve">^ InCorp’s empanelled audit partners can assist with the transfer pricing reporting &amp; audit. The quotes for the same can be provided separately.</w:t>
       </w:r>
